--- a/presentations/ai-learning-introduction/facilitator-guide.docx
+++ b/presentations/ai-learning-introduction/facilitator-guide.docx
@@ -348,7 +348,7 @@
         <w:t xml:space="preserve">Сказать. </w:t>
       </w:r>
       <w:r>
-        <w:t>«Выбирайте соседние кружки, начиная с базы. Путь опыта — не больше шести дорог. На полигоне 36 заряда и два опыта перед каждым выездом. Ищите измерение, которое проверяет вашу догадку».</w:t>
+        <w:t>«Выбирайте соседние указатели и пункты, начиная с базы. Путь опыта — не больше шести дорог. На полигоне 36 заряда и два опыта перед каждым выездом. Ищите измерение, которое проверяет вашу догадку».</w:t>
       </w:r>
     </w:p>
     <w:p>
